--- a/agent-output/real-before-after/run-before/output/aipaper/final/paper.docx
+++ b/agent-output/real-before-after/run-before/output/aipaper/final/paper.docx
@@ -14,7 +14,7 @@
     </w:p>
     <w:p>
       <w:r>
-        <w:t xml:space="preserve">Therapist guided cognitive behavioral therapy for insomnia (CBT-I) remains a central nonpharmacological approach for adults with primary insomnia. In a randomized trial of 120 adults, CBT-I reduced sleep onset latency, and benefits were maintained at six-month follow-up, suggesting clinically meaningful durability when patients remain engaged (chen2024CbtIOutcomes). Core therapist guided protocols typically combine stimulus control, sleep restriction, cognitive restructuring, relaxation strategies, and sleep hygiene education, allowing individualized adjustment and monitoring of adherence. This human guidance may be especially important because adherence can decline in patients whose schedules disrupt regular sleep opportunities, such as shift workers (chen2024CbtIOutcomes). However, the evidence base should be interpreted with caution: the cited trial excluded patients with comorbid depression, limiting generalizability to more complex clinical populations. Digital programs can reproduce selected CBT-I components, but their variable effects and shorter trials indicate that therapist guided care remains the stronger benchmark for sustained outcomes (garcia2023DigitalDeliverySleep).</w:t>
+        <w:t xml:space="preserve">Therapist guided cognitive behavioral therapy for insomnia (CBT-I) remains a central nonpharmacological intervention for adults with primary insomnia. In a randomized trial of 120 adults, CBT-I produced clinically meaningful improvement in sleep onset latency, and this benefit persisted at six-month follow-up (chen2024CbtIOutcomes). These findings support the durability of therapist delivered protocols, particularly when patients can maintain adherence to behavioral components such as stimulus control, sleep restriction, and cognitive restructuring. However, adherence may weaken in populations with irregular schedules, including shift workers, suggesting that therapist guidance does not fully overcome structural barriers to consistent sleep practice (chen2024CbtIOutcomes). Evidence should also be interpreted cautiously because the trial excluded patients with comorbid depression, limiting generalizability to more clinically complex insomnia presentations. Although digital interventions can reproduce parts of therapist guided CBT-I, their effects are more variable and durability remains less established (garcia2023DigitalDeliverySleep).</w:t>
       </w:r>
     </w:p>
     <w:p>
@@ -24,7 +24,7 @@
     </w:p>
     <w:p>
       <w:r>
-        <w:t xml:space="preserve">Digital delivery has become a prominent strategy for expanding access to insomnia care, particularly through app-based programs that translate selected components of therapist-guided cognitive behavioral therapy for insomnia (CBT-I). These interventions commonly include sleep education, stimulus control, sleep scheduling, and self-monitoring, but they may provide less individualized formulation and accountability than clinician-led treatment. Evidence suggests that digital programs can retain partial efficacy relative to therapist-guided approaches, although outcomes vary substantially across trials (garcia2023DigitalDeliverySleep). This variability may reflect differences in intervention intensity, user engagement, platform design, and study populations. Findings from adult CBT-I trials indicate that structured behavioral treatment can improve sleep onset latency, with benefits persisting at six months, but adherence challenges are notable in groups such as shift workers (chen2024CbtIOutcomes). Therefore, digital sleep therapy should be viewed as a scalable but not fully equivalent delivery model. Longer trials and clearer adherence reporting are needed before making strong claims about durability.</w:t>
+        <w:t xml:space="preserve">Digital delivery has become a prominent strategy for expanding access to insomnia treatment, particularly where therapist-guided cognitive behavioral therapy for insomnia (CBT-I) is unavailable or costly. App-delivered programs commonly reproduce selected CBT-I components, such as sleep scheduling, stimulus control, and cognitive restructuring, but they may provide less individualized feedback than clinician-led care (garcia2023DigitalDeliverySleep). Evidence suggests that digital sleep therapy can retain partial efficacy compared with therapist-guided protocols, although outcomes vary substantially across studies (garcia2023DigitalDeliverySleep). Trial evidence for CBT-I indicates improved sleep onset latency with benefits persisting to six months, supporting the clinical relevance of behavioral treatment targets (chen2024CbtIOutcomes). However, digital durability remains less certain because many app-based trials are short and adherence may decline, especially in populations with irregular schedules (chen2024CbtIOutcomes; garcia2023DigitalDeliverySleep). Future evaluations should test longer follow-up periods, engagement supports, and inclusion of patients with common comorbidities to clarify generalizability.</w:t>
       </w:r>
     </w:p>
     <w:sectPr>
